--- a/az/discovery-articles/6.16 Smartfonlar.docx
+++ b/az/discovery-articles/6.16 Smartfonlar.docx
@@ -4,580 +4,386 @@
   <w:body>
     <w:p>
       <w:pPr>
-        <w:keepNext/>
-        <w:spacing w:before="280" w:after="120"/>
+        <w:pStyle w:val="Title"/>
+        <w:widowControl/>
       </w:pPr>
       <w:r>
-        <w:rPr>
-          <w:rFonts w:ascii="Calibri" w:hAnsi="Calibri" w:eastAsia="Calibri"/>
-          <w:b/>
-          <w:i w:val="0"/>
-          <w:color w:val="004E8C"/>
-          <w:sz w:val="44"/>
-        </w:rPr>
         <w:t>6.16 Smartfonlar</w:t>
       </w:r>
     </w:p>
     <w:p>
       <w:pPr>
-        <w:spacing w:after="80"/>
+        <w:keepNext/>
+        <w:widowControl/>
       </w:pPr>
       <w:r>
         <w:rPr>
-          <w:rFonts w:ascii="Calibri" w:hAnsi="Calibri" w:eastAsia="Calibri"/>
-          <w:b w:val="0"/>
-          <w:i/>
-          <w:color w:val="505050"/>
-          <w:sz w:val="22"/>
+          <w:sz w:val="20"/>
         </w:rPr>
-        <w:t>6. Rəqəmsal texnologiyalar, kosmos və rabitə</w:t>
-      </w:r>
-    </w:p>
-    <w:p>
-      <w:pPr>
-        <w:spacing w:after="200"/>
-      </w:pPr>
-      <w:r>
-        <w:rPr>
-          <w:rFonts w:ascii="Calibri" w:hAnsi="Calibri" w:eastAsia="Calibri"/>
-          <w:b w:val="0"/>
-          <w:i/>
-          <w:sz w:val="22"/>
-        </w:rPr>
-        <w:t>Dövr: 1992–1994-cü illər (IBM Simon və ilk smartfon konsepsiyası); 2007-ci il (iPhone və kütləvi bazarda dönüş) | Əsas simalar: IBM (Simon, 1994); Apple (Stiv Cobsun təqdim etdiyi iPhone, 2007); Google (Android, 2008)</w:t>
-      </w:r>
-    </w:p>
-    <w:p>
-      <w:pPr>
-        <w:spacing w:after="160" w:line="276" w:lineRule="auto"/>
-      </w:pPr>
-      <w:r>
-        <w:rPr>
-          <w:rFonts w:ascii="Calibri" w:hAnsi="Calibri" w:eastAsia="Calibri"/>
-          <w:b w:val="0"/>
-          <w:i w:val="0"/>
-          <w:sz w:val="22"/>
-        </w:rPr>
-        <w:t>Smartfon mobil rabitəni, internet bağlantısını, sensor ekranı və tətbiqləri bir cihazda birləşdirən cib kompüteridir. 2007-ci ildən sonra smartfonlar bir çox insan üçün rabitə, məlumat, naviqasiya, fotoqrafiya və rəqəmsal xidmətlərə çıxışın əsas vasitəsinə çevrildi.</w:t>
+        <w:t>6 Rəqəmsal texnologiyalar kosmos və rabitə</w:t>
       </w:r>
     </w:p>
     <w:p>
       <w:pPr>
         <w:keepNext/>
-        <w:spacing w:before="240" w:after="120"/>
+        <w:widowControl/>
       </w:pPr>
       <w:r>
         <w:rPr>
-          <w:rFonts w:ascii="Calibri" w:hAnsi="Calibri" w:eastAsia="Calibri"/>
-          <w:b/>
-          <w:i w:val="0"/>
-          <w:color w:val="004E8C"/>
-          <w:sz w:val="28"/>
+          <w:sz w:val="20"/>
         </w:rPr>
-        <w:t>Əsas faktlar</w:t>
+        <w:t>Dövr: 1992–1994 (IBM Simon, ilkin smartfon konsepsiyası); 2007 (iPhone və kütləvi bazarda dönüş) | Əsas qurumlar və şəxslər: IBM (Simon, 1994); Apple (iPhone, 2007, Stiv Cobs); Google (Android, 2008)</w:t>
+      </w:r>
+    </w:p>
+    <w:p>
+      <w:pPr>
+        <w:widowControl/>
+      </w:pPr>
+      <w:r>
+        <w:t>Smartfon zəng edən, internetə qoşulan və toxunma ekranı ilə tətbiqləri işlədən cib kompüteridir. 2007-ci ildən sonra bir çox insanın rəqəmsal dünyaya əsas çıxış vasitəsinə çevrildi.</w:t>
+      </w:r>
+    </w:p>
+    <w:p>
+      <w:pPr>
+        <w:pStyle w:val="Heading1"/>
+        <w:widowControl/>
+      </w:pPr>
+      <w:r>
+        <w:t>Əsas məlumatlar</w:t>
       </w:r>
     </w:p>
     <w:p>
       <w:pPr>
         <w:pStyle w:val="ListBullet"/>
+        <w:widowControl/>
       </w:pPr>
       <w:r>
-        <w:rPr>
-          <w:rFonts w:ascii="Calibri" w:hAnsi="Calibri" w:eastAsia="Calibri"/>
-          <w:b w:val="0"/>
-          <w:i w:val="0"/>
-          <w:sz w:val="22"/>
-        </w:rPr>
-        <w:t>Əvvəlki telefonlar və fərdi rəqəmsal köməkçilər — o cümlədən BlackBerry və Nokia kommunikatorları — smartfonlara yol açdı</w:t>
+        <w:t>Əvvəlki telefonlar və fərdi rəqəmsal köməkçilər — PDA-lar, o cümlədən BlackBerry və Nokia kommunikatorları bu inkişafın yolunu açdı.</w:t>
       </w:r>
     </w:p>
     <w:p>
       <w:pPr>
         <w:pStyle w:val="ListBullet"/>
+        <w:widowControl/>
       </w:pPr>
       <w:r>
-        <w:rPr>
-          <w:rFonts w:ascii="Calibri" w:hAnsi="Calibri" w:eastAsia="Calibri"/>
-          <w:b w:val="0"/>
-          <w:i w:val="0"/>
-          <w:sz w:val="22"/>
-        </w:rPr>
-        <w:t>Apple iPhone-da (2007) tamfunksiyalı mobil brauzeri və çoxtoxunuşlu ekranı, sonradan isə tətbiq mağazasını birləşdirdi</w:t>
+        <w:t>Apple şirkətinin 2007-ci il iPhone-u tamfunksiyalı mobil veb-brauzeri və eyni anda bir neçə toxunuşu tanıyan ekranı birləşdirdi; daha sonra tətbiq mağazası əlavə olundu.</w:t>
       </w:r>
     </w:p>
     <w:p>
       <w:pPr>
         <w:pStyle w:val="ListBullet"/>
+        <w:widowControl/>
       </w:pPr>
       <w:r>
-        <w:rPr>
-          <w:rFonts w:ascii="Calibri" w:hAnsi="Calibri" w:eastAsia="Calibri"/>
-          <w:b w:val="0"/>
-          <w:i w:val="0"/>
-          <w:sz w:val="22"/>
-        </w:rPr>
-        <w:t>Google-un Android sistemi oxşar modeli çoxsaylı istehsalçılara açdı</w:t>
+        <w:t>Google-un Android sistemi oxşar modeli çoxsaylı istehsalçılara açdı.</w:t>
       </w:r>
     </w:p>
     <w:p>
       <w:pPr>
         <w:pStyle w:val="ListBullet"/>
+        <w:widowControl/>
       </w:pPr>
       <w:r>
-        <w:rPr>
-          <w:rFonts w:ascii="Calibri" w:hAnsi="Calibri" w:eastAsia="Calibri"/>
-          <w:b w:val="0"/>
-          <w:i w:val="0"/>
-          <w:sz w:val="22"/>
-        </w:rPr>
-        <w:t>Bu qurğu telefonu, kameranı, GPS-i və kompüteri birləşdirir</w:t>
+        <w:t>Bu cihaz telefon, kamera, Qlobal Mövqetəyinetmə Sistemi (GPS) qəbuledicisi və kompüteri birləşdirir.</w:t>
       </w:r>
     </w:p>
     <w:p>
       <w:pPr>
         <w:pStyle w:val="ListBullet"/>
+        <w:widowControl/>
       </w:pPr>
       <w:r>
-        <w:rPr>
-          <w:rFonts w:ascii="Calibri" w:hAnsi="Calibri" w:eastAsia="Calibri"/>
-          <w:b w:val="0"/>
-          <w:i w:val="0"/>
-          <w:sz w:val="22"/>
-        </w:rPr>
-        <w:t>Bir çox insan üçün smartfon ilk və yeganə kompüterdir</w:t>
+        <w:t>Bir çox insan üçün smartfon ilk və yeganə kompüterdir.</w:t>
       </w:r>
     </w:p>
     <w:p>
       <w:pPr>
-        <w:keepNext/>
-        <w:spacing w:before="240" w:after="120"/>
+        <w:pStyle w:val="Heading1"/>
+        <w:widowControl/>
       </w:pPr>
       <w:r>
-        <w:rPr>
-          <w:rFonts w:ascii="Calibri" w:hAnsi="Calibri" w:eastAsia="Calibri"/>
-          <w:b/>
-          <w:i w:val="0"/>
-          <w:color w:val="004E8C"/>
-          <w:sz w:val="28"/>
-        </w:rPr>
-        <w:t>Bu nədir və necə işləyir?</w:t>
+        <w:t>Bu nədir</w:t>
       </w:r>
     </w:p>
     <w:p>
       <w:pPr>
-        <w:spacing w:after="160" w:line="276" w:lineRule="auto"/>
+        <w:widowControl/>
       </w:pPr>
       <w:r>
-        <w:rPr>
-          <w:rFonts w:ascii="Calibri" w:hAnsi="Calibri" w:eastAsia="Calibri"/>
-          <w:b w:val="0"/>
-          <w:i w:val="0"/>
-          <w:sz w:val="22"/>
-        </w:rPr>
-        <w:t>Smartfon universal kompüter, yüksək ayırdetməli sensor ekran və daimi internet bağlantısı ətrafında qurulmuş mobil telefondur. Tətbiqlər xəritə, ödəniş, mesajlaşma və xəbər kimi işlər üçün hazırlanmış kiçik proqramlardır. GPS, hərəkət sensoru və kamera kimi qurğular telefona harada olduğunu və ətrafında nə gördüyünü müəyyənləşdirməyə imkan verir. Smartfonu zəng də edə bilən İsveçrə bıçağına bənzətmək olar: cibdə daşınan bu tək qurğu gündəlik işlərdə ayrıca telefonun, kameranın, xəritənin və pulqabının yerini tutur.</w:t>
+        <w:t>Smartfon ümumi təyinatlı kompüter, yüksək ayırdetməli toxunma ekranı və müntəzəm internet bağlantısı əsasında qurulan mobil telefondur. Tətbiqlər xəritə, ödəniş, mesajlaşma və ya xəbər üçün hazırlanan kiçik proqramlardır. GPS qəbuledicisi, hərəkət sensoru və kamera cihazın yerini və ətrafındakıları müəyyənləşdirməsinə kömək edir. Smartfonu zəng də edən çoxfunksiyalı cib alətinə bənzətmək olar: bir cihaz gündəlik işlərdə telefonu, kameranı, xəritəni və pulqabını əvəz edir.</w:t>
       </w:r>
     </w:p>
     <w:p>
       <w:pPr>
-        <w:keepNext/>
-        <w:spacing w:before="240" w:after="120"/>
+        <w:pStyle w:val="Heading1"/>
+        <w:widowControl/>
       </w:pPr>
       <w:r>
-        <w:rPr>
-          <w:rFonts w:ascii="Calibri" w:hAnsi="Calibri" w:eastAsia="Calibri"/>
-          <w:b/>
-          <w:i w:val="0"/>
-          <w:color w:val="004E8C"/>
-          <w:sz w:val="28"/>
-        </w:rPr>
-        <w:t>Kim kəşf və ya ixtira edib?</w:t>
+        <w:t>Kim kəşf edib və ya yaradıb</w:t>
       </w:r>
     </w:p>
     <w:p>
       <w:pPr>
-        <w:spacing w:after="160" w:line="276" w:lineRule="auto"/>
+        <w:widowControl/>
       </w:pPr>
       <w:r>
-        <w:rPr>
-          <w:rFonts w:ascii="Calibri" w:hAnsi="Calibri" w:eastAsia="Calibri"/>
-          <w:b w:val="0"/>
-          <w:i w:val="0"/>
-          <w:sz w:val="22"/>
-        </w:rPr>
-        <w:t>IBM Simon (1994), Nokia, BlackBerry və başqa şirkətlər smartfonun ilkin formalarını hazırladılar. Stiv Cobsun rəhbərliyi altında Apple 2007-ci ildə çoxtoxunuşlu ekranı və tamfunksiyalı mobil brauzeri olan iPhone-u təqdim etdi; App Store (2008) isə proqram təminatı bazarı yaratdı. Google Android-i çoxsaylı avadanlıq istehsalçısı ilə birlikdə bütün dünyaya yaydı. Sensor ekran tədqiqatçıları, ARM çiplərinin layihəçiləri və mobil şəbəkə mühəndisləri də bu uğura töhfə verdilər. Smartfon üst-üstə qurulmuş çoxsaylı ixtiraların məhsuludur.</w:t>
+        <w:t>IBM-in Simon modeli (1994), Nokia, BlackBerry və başqaları erkən smartfon nümunələri yaratdılar. Stiv Cobsun rəhbərliyi altında Apple 2007-ci ildə çoxtoxunuşlu ekranı və tamfunksiyalı mobil brauzeri olan iPhone-u təqdim etdi. 2008-ci ildə App Store proqram bazarı yaratdı. Google-un Android sistemi çoxsaylı cihaz istehsalçıları ilə birlikdə bu modeli dünyaya yaydı. Toxunma ekranlarını araşdıranların, ARM arxitekturalı çipləri hazırlayanların və mobil şəbəkə mühəndislərinin də töhfəsi böyükdür. Smartfon bir-birinin üzərinə qurulmuş çoxsaylı ixtiraların nəticəsidir.</w:t>
       </w:r>
     </w:p>
     <w:p>
       <w:pPr>
-        <w:keepNext/>
-        <w:spacing w:before="240" w:after="120"/>
+        <w:pStyle w:val="Heading1"/>
+        <w:widowControl/>
       </w:pPr>
       <w:r>
-        <w:rPr>
-          <w:rFonts w:ascii="Calibri" w:hAnsi="Calibri" w:eastAsia="Calibri"/>
-          <w:b/>
-          <w:i w:val="0"/>
-          <w:color w:val="004E8C"/>
-          <w:sz w:val="28"/>
-        </w:rPr>
-        <w:t>Nə vaxt və necə yaranıb?</w:t>
+        <w:t>Nə vaxt və necə yaranıb</w:t>
       </w:r>
     </w:p>
     <w:p>
       <w:pPr>
-        <w:spacing w:after="160" w:line="276" w:lineRule="auto"/>
+        <w:widowControl/>
       </w:pPr>
       <w:r>
-        <w:rPr>
-          <w:rFonts w:ascii="Calibri" w:hAnsi="Calibri" w:eastAsia="Calibri"/>
-          <w:b w:val="0"/>
-          <w:i w:val="0"/>
-          <w:sz w:val="22"/>
-        </w:rPr>
-        <w:t>2000-ci illərin ortalarında şəbəkələr kifayət qədər sürətlənmiş, çiplər isə kifayət qədər kiçilmişdi. Wi-Fi, 3G, litium-ion batareyalar və xidmətlərlə zəngin veb böyük sıçrayışı mümkün etdi. On il ərzində əvvəllər fərdi kompüteri olmayan milyardlarla insan internetə qoşuldu. Dünyanın böyük hissəsində smartfon masaüstü kompüter mərhələsini ötüb keçdi.</w:t>
+        <w:t>2000-ci illərin ortalarında şəbəkələr kifayət qədər sürətlənmiş, çiplər isə kiçilmişdi. Wi-Fi simsiz şəbəkələri, üçüncü nəsil mobil rabitə — 3G, litium-ion batareyaları və internet xidmətlərinin çoxluğu bu sıçrayışı mümkün etdi. Bir onillik ərzində əvvəllər fərdi kompüteri olmayan milyardlarla insan internetə qoşuldu. Dünyanın böyük hissəsində insanlar masaüstü kompüter mərhələsini keçmədən smartfona keçdilər.</w:t>
       </w:r>
     </w:p>
     <w:p>
       <w:pPr>
-        <w:keepNext/>
-        <w:spacing w:before="240" w:after="120"/>
+        <w:pStyle w:val="Heading1"/>
+        <w:widowControl/>
       </w:pPr>
       <w:r>
-        <w:rPr>
-          <w:rFonts w:ascii="Calibri" w:hAnsi="Calibri" w:eastAsia="Calibri"/>
-          <w:b/>
-          <w:i w:val="0"/>
-          <w:color w:val="004E8C"/>
-          <w:sz w:val="28"/>
-        </w:rPr>
-        <w:t>Elmi əhəmiyyəti</w:t>
+        <w:t>Elm üçün əhəmiyyəti</w:t>
       </w:r>
     </w:p>
     <w:p>
       <w:pPr>
-        <w:spacing w:after="160" w:line="276" w:lineRule="auto"/>
+        <w:widowControl/>
       </w:pPr>
       <w:r>
-        <w:rPr>
-          <w:rFonts w:ascii="Calibri" w:hAnsi="Calibri" w:eastAsia="Calibri"/>
-          <w:b w:val="0"/>
-          <w:i w:val="0"/>
-          <w:sz w:val="22"/>
-        </w:rPr>
-        <w:t>Smartfon çoxsaylı texnologiyanın kiçik həcmdə birləşdirilməsinin möhtəşəm nümunəsidir: radio, optika, enerjinin idarə olunması və insan–maşın interfeysi bir qurğuda toplanıb. Mobil hesablama bir çox istifadəçi üçün hesablamanın əsas formasına çevrildi. Məkan və diqqət elmi və kommersiya məlumatına çevrildi. Batareya kimyası və şəbəkə gecikməsi qəfil hamı üçün mühüm oldu. Laboratoriya insanın ovcuna yerləşdi.</w:t>
+        <w:t>Smartfon radioelektronika, optika, enerji idarəetməsi və istifadəçi ilə qarşılıqlı əlaqə dizaynının kiçik korpusda birləşdirilməsinin uğurlu nümunəsidir. Bir çox istifadəçi üçün hesablama texnikasının əsas forması mobil cihaz oldu. İnsanların yeri və diqqəti elmi və kommersiya məlumatına çevrildi. Batareyanın kimyası və şəbəkə gecikməsi hamını maraqlandırmağa başladı. Tədqiqat imkanlarının bir hissəsi insanın əlinə sığdı.</w:t>
       </w:r>
     </w:p>
     <w:p>
       <w:pPr>
-        <w:keepNext/>
-        <w:spacing w:before="240" w:after="120"/>
+        <w:pStyle w:val="Heading1"/>
+        <w:widowControl/>
       </w:pPr>
       <w:r>
-        <w:rPr>
-          <w:rFonts w:ascii="Calibri" w:hAnsi="Calibri" w:eastAsia="Calibri"/>
-          <w:b/>
-          <w:i w:val="0"/>
-          <w:color w:val="004E8C"/>
-          <w:sz w:val="28"/>
-        </w:rPr>
         <w:t>Sonrakı inkişafa təsiri</w:t>
       </w:r>
     </w:p>
     <w:p>
       <w:pPr>
-        <w:spacing w:after="160" w:line="276" w:lineRule="auto"/>
+        <w:widowControl/>
       </w:pPr>
       <w:r>
-        <w:rPr>
-          <w:rFonts w:ascii="Calibri" w:hAnsi="Calibri" w:eastAsia="Calibri"/>
-          <w:b w:val="0"/>
-          <w:i w:val="0"/>
-          <w:sz w:val="22"/>
-        </w:rPr>
-        <w:t>Planşetlər, geyilə bilən cihazlar və bütöv tətbiq iqtisadiyyatları smartfonun ardınca yarandı. Mobil ödəniş, sosial media və addım-addım naviqasiya gündəlik vərdişə çevrildi. Təmirin çətinliyi, məhsulların qısa ömrü və mineral tədarük zəncirləri bu inkişafın kölgəli tərəfidir. Qatlana bilən ekranlar və cihazın özündə işləyən süni intellekt eyni ideyanın sonrakı formalarıdır. Telefon kameranı, xəritəni, pulqabını və qəzeti özündə birləşdirdi.</w:t>
+        <w:t>Sonra planşetlər, taxılan cihazlar və tətbiqlər ətrafında bütöv iqtisadi fəaliyyət sahələri yarandı. Mobil ödənişlər, sosial media və addım-addım yol göstərən naviqasiya gündəlik vərdişə çevrildi. Təmirin çətinliyi, məhsulların qısa istifadə ömrü və mineral xammal təchizatı bu inkişafın problemli tərəfləridir. Qatlanan ekranlar və cihazın özündə işləyən süni intellekt eyni ideyanın sonrakı formalarıdır. Telefon kameranı, xəritəni, pulqabını və qəzeti özündə birləşdirdi.</w:t>
       </w:r>
     </w:p>
     <w:p>
       <w:pPr>
-        <w:keepNext/>
-        <w:spacing w:before="240" w:after="120"/>
+        <w:pStyle w:val="Heading1"/>
+        <w:widowControl/>
       </w:pPr>
       <w:r>
-        <w:rPr>
-          <w:rFonts w:ascii="Calibri" w:hAnsi="Calibri" w:eastAsia="Calibri"/>
-          <w:b/>
-          <w:i w:val="0"/>
-          <w:color w:val="004E8C"/>
-          <w:sz w:val="28"/>
-        </w:rPr>
-        <w:t>İnsan həyatını necə dəyişdi?</w:t>
+        <w:t>İnsan həyatını necə dəyişib</w:t>
       </w:r>
     </w:p>
     <w:p>
       <w:pPr>
-        <w:spacing w:after="160" w:line="276" w:lineRule="auto"/>
+        <w:widowControl/>
       </w:pPr>
       <w:r>
-        <w:rPr>
-          <w:rFonts w:ascii="Calibri" w:hAnsi="Calibri" w:eastAsia="Calibri"/>
-          <w:b w:val="0"/>
-          <w:i w:val="0"/>
-          <w:sz w:val="22"/>
-        </w:rPr>
-        <w:t>İnsanlar biliyə və bank xidmətlərinə çıxış, uzaqdakı ailə üzvləri ilə isə əlaqə saxlamaq imkanı qazandılar; eyni zamanda hər bir sakit anı poza bilən qurğunu da daim özləri ilə daşımağa başladılar. İş əməkdaşların ardınca evə gəldi. Yaxşı telefon təcriddən çıxış pilləkəni ola bilər, asılılıq və nəzarət isə tələyə çevrilə bilər. Cəmiyyət həmişə yanında olan bu qurğu üçün davranış qaydalarını hələ də formalaşdırır. Smartfon insanları bir-birinə daha çox bağlayarkən diqqəti də daha çox dağıtdı.</w:t>
+        <w:t>İnsanlar biliklərə, bank xidmətlərinə və uzaqdakı ailə üzvlərinə çıxış qazandılar. Eyni zamanda, hər sakit anı poza bilən cihaz da əldə etdilər. İş evə qədər gəlib çatdı. Yaxşı telefon təcriddən çıxmağa kömək edə bilər, asılılıq və nəzarət isə yeni çətinliklər yarada bilər. Cəmiyyət daim yanımızda olan bu cihazdan istifadə qaydalarını hələ də formalaşdırır. Həyat daha əlaqəli oldu, diqqəti yayındıran amillər də artdı.</w:t>
       </w:r>
     </w:p>
     <w:p>
       <w:pPr>
-        <w:keepNext/>
-        <w:spacing w:before="240" w:after="120"/>
+        <w:pStyle w:val="Heading1"/>
+        <w:widowControl/>
       </w:pPr>
       <w:r>
-        <w:rPr>
-          <w:rFonts w:ascii="Calibri" w:hAnsi="Calibri" w:eastAsia="Calibri"/>
-          <w:b/>
-          <w:i w:val="0"/>
-          <w:color w:val="004E8C"/>
-          <w:sz w:val="28"/>
-        </w:rPr>
         <w:t>Mənbələr və istinadlar</w:t>
       </w:r>
     </w:p>
     <w:p>
       <w:pPr>
-        <w:keepNext/>
-        <w:spacing w:before="240" w:after="120"/>
+        <w:pStyle w:val="Heading2"/>
+        <w:widowControl/>
       </w:pPr>
       <w:r>
         <w:rPr>
-          <w:rFonts w:ascii="Calibri" w:hAnsi="Calibri" w:eastAsia="Calibri"/>
-          <w:b/>
-          <w:i w:val="0"/>
-          <w:color w:val="004E8C"/>
-          <w:sz w:val="24"/>
+          <w:sz w:val="20"/>
         </w:rPr>
-        <w:t>A. Kitablar və əsas elmi əsərlər</w:t>
+        <w:t>A Kitablar və əsas elmi əsərlər</w:t>
       </w:r>
     </w:p>
     <w:p>
       <w:pPr>
-        <w:spacing w:after="80"/>
-        <w:ind w:left="360"/>
+        <w:widowControl/>
       </w:pPr>
       <w:r>
         <w:rPr>
-          <w:rFonts w:ascii="Calibri" w:hAnsi="Calibri" w:eastAsia="Calibri"/>
-          <w:b w:val="0"/>
-          <w:i w:val="0"/>
-          <w:sz w:val="22"/>
+          <w:sz w:val="20"/>
         </w:rPr>
         <w:t>1. Isaacson, Walter. Steve Jobs. New York: Simon &amp; Schuster, 2011.</w:t>
       </w:r>
     </w:p>
     <w:p>
       <w:pPr>
-        <w:keepNext/>
-        <w:spacing w:before="240" w:after="120"/>
+        <w:pStyle w:val="Heading2"/>
+        <w:widowControl/>
       </w:pPr>
       <w:r>
         <w:rPr>
-          <w:rFonts w:ascii="Calibri" w:hAnsi="Calibri" w:eastAsia="Calibri"/>
-          <w:b/>
-          <w:i w:val="0"/>
-          <w:color w:val="004E8C"/>
-          <w:sz w:val="24"/>
+          <w:sz w:val="20"/>
         </w:rPr>
-        <w:t>C. Təşkilatların materialları və ensiklopedik mənbələr</w:t>
+        <w:t>C Qurumların materialları və ensiklopedik mənbələr</w:t>
       </w:r>
     </w:p>
     <w:p>
       <w:pPr>
-        <w:spacing w:after="80"/>
-        <w:ind w:left="360"/>
+        <w:widowControl/>
       </w:pPr>
       <w:r>
         <w:rPr>
-          <w:rFonts w:ascii="Calibri" w:hAnsi="Calibri" w:eastAsia="Calibri"/>
-          <w:b w:val="0"/>
-          <w:i w:val="0"/>
-          <w:sz w:val="22"/>
+          <w:sz w:val="20"/>
         </w:rPr>
-        <w:t>1. Encyclopaedia Britannica. “Smartphone” (“Smartfon”).</w:t>
-      </w:r>
-      <w:r>
-        <w:rPr>
-          <w:rFonts w:ascii="Calibri" w:hAnsi="Calibri" w:eastAsia="Calibri"/>
-          <w:b w:val="0"/>
-          <w:i w:val="0"/>
-          <w:sz w:val="22"/>
-        </w:rPr>
-        <w:t xml:space="preserve"> </w:t>
+        <w:t xml:space="preserve">1. Encyclopaedia Britannica. 'Smartphone.' </w:t>
       </w:r>
       <w:hyperlink r:id="rId9">
         <w:r>
           <w:rPr>
-            <w:rFonts w:ascii="Calibri" w:hAnsi="Calibri" w:eastAsia="Calibri"/>
-            <w:b w:val="0"/>
-            <w:i w:val="0"/>
-            <w:sz w:val="22"/>
-            <w:color w:val="0563C1"/>
-            <w:u w:val="single"/>
+            <w:sz w:val="20"/>
           </w:rPr>
           <w:t>https://www.britannica.com/technology/smartphone</w:t>
         </w:r>
       </w:hyperlink>
+      <w:r>
+        <w:rPr>
+          <w:sz w:val="20"/>
+        </w:rPr>
+      </w:r>
     </w:p>
     <w:p>
       <w:pPr>
-        <w:spacing w:after="80"/>
-        <w:ind w:left="360"/>
+        <w:widowControl/>
       </w:pPr>
       <w:r>
         <w:rPr>
-          <w:rFonts w:ascii="Calibri" w:hAnsi="Calibri" w:eastAsia="Calibri"/>
-          <w:b w:val="0"/>
-          <w:i w:val="0"/>
-          <w:sz w:val="22"/>
+          <w:sz w:val="20"/>
         </w:rPr>
-        <w:t>2. Pew Research Center. Mobil texnologiyalar üzrə məlumat səhifəsi.</w:t>
-      </w:r>
-      <w:r>
-        <w:rPr>
-          <w:rFonts w:ascii="Calibri" w:hAnsi="Calibri" w:eastAsia="Calibri"/>
-          <w:b w:val="0"/>
-          <w:i w:val="0"/>
-          <w:sz w:val="22"/>
-        </w:rPr>
-        <w:t xml:space="preserve"> </w:t>
+        <w:t xml:space="preserve">2. Pew Research Center. Mobile fact sheet. </w:t>
       </w:r>
       <w:hyperlink r:id="rId10">
         <w:r>
           <w:rPr>
-            <w:rFonts w:ascii="Calibri" w:hAnsi="Calibri" w:eastAsia="Calibri"/>
-            <w:b w:val="0"/>
-            <w:i w:val="0"/>
-            <w:sz w:val="22"/>
-            <w:color w:val="0563C1"/>
-            <w:u w:val="single"/>
+            <w:sz w:val="20"/>
           </w:rPr>
           <w:t>https://www.pewresearch.org/internet/fact-sheet/mobile/</w:t>
         </w:r>
       </w:hyperlink>
-    </w:p>
-    <w:p>
-      <w:pPr>
-        <w:keepNext/>
-        <w:spacing w:before="240" w:after="120"/>
-      </w:pPr>
       <w:r>
         <w:rPr>
-          <w:rFonts w:ascii="Calibri" w:hAnsi="Calibri" w:eastAsia="Calibri"/>
-          <w:b/>
-          <w:i w:val="0"/>
-          <w:color w:val="004E8C"/>
-          <w:sz w:val="24"/>
+          <w:sz w:val="20"/>
         </w:rPr>
-        <w:t>D. Muzey, arxiv və kitabxana materialları</w:t>
       </w:r>
     </w:p>
     <w:p>
       <w:pPr>
-        <w:spacing w:after="80"/>
-        <w:ind w:left="360"/>
+        <w:pStyle w:val="Heading2"/>
+        <w:widowControl/>
       </w:pPr>
       <w:r>
         <w:rPr>
-          <w:rFonts w:ascii="Calibri" w:hAnsi="Calibri" w:eastAsia="Calibri"/>
-          <w:b w:val="0"/>
-          <w:i w:val="0"/>
-          <w:sz w:val="22"/>
+          <w:sz w:val="20"/>
         </w:rPr>
-        <w:t>1. Computer History Museum. Mobil hesablama kolleksiyaları və sərgiləri.</w:t>
+        <w:t>D Muzey arxiv və kitabxana materialları</w:t>
       </w:r>
+    </w:p>
+    <w:p>
+      <w:pPr>
+        <w:widowControl/>
+      </w:pPr>
       <w:r>
         <w:rPr>
-          <w:rFonts w:ascii="Calibri" w:hAnsi="Calibri" w:eastAsia="Calibri"/>
-          <w:b w:val="0"/>
-          <w:i w:val="0"/>
-          <w:sz w:val="22"/>
+          <w:sz w:val="20"/>
         </w:rPr>
-        <w:t xml:space="preserve"> </w:t>
+        <w:t xml:space="preserve">1. Computer History Museum. Mobile computing collections and exhibits. </w:t>
       </w:r>
       <w:hyperlink r:id="rId11">
         <w:r>
           <w:rPr>
-            <w:rFonts w:ascii="Calibri" w:hAnsi="Calibri" w:eastAsia="Calibri"/>
-            <w:b w:val="0"/>
-            <w:i w:val="0"/>
-            <w:sz w:val="22"/>
-            <w:color w:val="0563C1"/>
-            <w:u w:val="single"/>
+            <w:sz w:val="20"/>
           </w:rPr>
           <w:t>https://computerhistory.org/</w:t>
         </w:r>
       </w:hyperlink>
-    </w:p>
-    <w:p>
-      <w:pPr>
-        <w:keepNext/>
-        <w:spacing w:before="240" w:after="120"/>
-      </w:pPr>
       <w:r>
         <w:rPr>
-          <w:rFonts w:ascii="Calibri" w:hAnsi="Calibri" w:eastAsia="Calibri"/>
-          <w:b/>
-          <w:i w:val="0"/>
-          <w:color w:val="004E8C"/>
-          <w:sz w:val="24"/>
+          <w:sz w:val="20"/>
         </w:rPr>
-        <w:t>H. Peşəkar cəmiyyətlər və standartlaşdırma qurumları</w:t>
       </w:r>
     </w:p>
     <w:p>
       <w:pPr>
-        <w:spacing w:after="80"/>
-        <w:ind w:left="360"/>
+        <w:pStyle w:val="Heading2"/>
+        <w:widowControl/>
       </w:pPr>
       <w:r>
         <w:rPr>
-          <w:rFonts w:ascii="Calibri" w:hAnsi="Calibri" w:eastAsia="Calibri"/>
-          <w:b w:val="0"/>
-          <w:i w:val="0"/>
-          <w:sz w:val="22"/>
+          <w:sz w:val="20"/>
         </w:rPr>
-        <w:t>1. IEEE Spectrum. iPhone və mobil platformaların tarixi haqqında materiallar.</w:t>
+        <w:t>H Peşə birlikləri və standartlaşdırma qurumları</w:t>
       </w:r>
+    </w:p>
+    <w:p>
+      <w:pPr>
+        <w:widowControl/>
+      </w:pPr>
       <w:r>
         <w:rPr>
-          <w:rFonts w:ascii="Calibri" w:hAnsi="Calibri" w:eastAsia="Calibri"/>
-          <w:b w:val="0"/>
-          <w:i w:val="0"/>
-          <w:sz w:val="22"/>
+          <w:sz w:val="20"/>
         </w:rPr>
-        <w:t xml:space="preserve"> </w:t>
+        <w:t xml:space="preserve">1. IEEE Spectrum. Histories of the iPhone and mobile platforms. </w:t>
       </w:r>
       <w:hyperlink r:id="rId12">
         <w:r>
           <w:rPr>
-            <w:rFonts w:ascii="Calibri" w:hAnsi="Calibri" w:eastAsia="Calibri"/>
-            <w:b w:val="0"/>
-            <w:i w:val="0"/>
-            <w:sz w:val="22"/>
-            <w:color w:val="0563C1"/>
-            <w:u w:val="single"/>
+            <w:sz w:val="20"/>
           </w:rPr>
           <w:t>https://spectrum.ieee.org/</w:t>
         </w:r>
       </w:hyperlink>
+      <w:r>
+        <w:rPr>
+          <w:sz w:val="20"/>
+        </w:rPr>
+      </w:r>
     </w:p>
     <w:sectPr>
-      <w:pgSz w:w="12240" w:h="15840"/>
-      <w:pgMar w:top="1296" w:right="1440" w:bottom="1296" w:left="1440" w:header="720" w:footer="720" w:gutter="0"/>
+      <w:footerReference w:type="default" r:id="rId13"/>
+      <w:pgSz w:w="11906" w:h="16838"/>
+      <w:pgMar w:top="1020" w:right="1134" w:bottom="1020" w:left="1134" w:header="720" w:footer="720" w:gutter="0"/>
       <w:cols w:space="720"/>
       <w:docGrid w:linePitch="360"/>
     </w:sectPr>
   </w:body>
 </w:document>
+</file>
+
+<file path=word/footer1.xml><?xml version="1.0" encoding="utf-8"?>
+<w:ftr xmlns:m="http://schemas.openxmlformats.org/officeDocument/2006/math" xmlns:mc="http://schemas.openxmlformats.org/markup-compatibility/2006" xmlns:mo="http://schemas.microsoft.com/office/mac/office/2008/main" xmlns:mv="urn:schemas-microsoft-com:mac:vml" xmlns:o="urn:schemas-microsoft-com:office:office" xmlns:r="http://schemas.openxmlformats.org/officeDocument/2006/relationships" xmlns:v="urn:schemas-microsoft-com:vml" xmlns:w10="urn:schemas-microsoft-com:office:word" xmlns:w14="http://schemas.microsoft.com/office/word/2010/wordml" xmlns:w="http://schemas.openxmlformats.org/wordprocessingml/2006/main" xmlns:wne="http://schemas.microsoft.com/office/word/2006/wordml" xmlns:wp14="http://schemas.microsoft.com/office/word/2010/wordprocessingDrawing" xmlns:wp="http://schemas.openxmlformats.org/drawingml/2006/wordprocessingDrawing" xmlns:wpc="http://schemas.microsoft.com/office/word/2010/wordprocessingCanvas" xmlns:wpg="http://schemas.microsoft.com/office/word/2010/wordprocessingGroup" xmlns:wpi="http://schemas.microsoft.com/office/word/2010/wordprocessingInk" xmlns:wps="http://schemas.microsoft.com/office/word/2010/wordprocessingShape" mc:Ignorable="w14 wp14">
+  <w:p>
+    <w:pPr>
+      <w:pStyle w:val="Footer"/>
+      <w:jc w:val="right"/>
+    </w:pPr>
+    <w:fldSimple w:instr="PAGE"/>
+  </w:p>
+</w:ftr>
 </file>
 
 <file path=word/numbering.xml><?xml version="1.0" encoding="utf-8"?>
@@ -788,7 +594,7 @@
   <w:docDefaults>
     <w:rPrDefault>
       <w:rPr>
-        <w:rFonts w:asciiTheme="minorHAnsi" w:eastAsiaTheme="minorEastAsia" w:hAnsiTheme="minorHAnsi" w:cstheme="minorBidi"/>
+        <w:rFonts/>
         <w:sz w:val="22"/>
         <w:szCs w:val="22"/>
         <w:lang w:val="en-US" w:eastAsia="en-US" w:bidi="ar-SA"/>
@@ -943,6 +749,15 @@
     <w:name w:val="Normal"/>
     <w:qFormat/>
     <w:rsid w:val="00FC693F"/>
+    <w:pPr>
+      <w:spacing w:after="120" w:line="259" w:lineRule="auto"/>
+    </w:pPr>
+    <w:rPr>
+      <w:rFonts w:ascii="Times New Roman" w:hAnsi="Times New Roman"/>
+      <w:color w:val="000000"/>
+      <w:sz w:val="24"/>
+      <w:lang w:val="az-Latn-AZ"/>
+    </w:rPr>
   </w:style>
   <w:style w:type="paragraph" w:styleId="Header">
     <w:name w:val="header"/>
@@ -999,16 +814,17 @@
     <w:pPr>
       <w:keepNext/>
       <w:keepLines/>
-      <w:spacing w:before="480" w:after="0"/>
+      <w:spacing w:before="480" w:after="120" w:line="259" w:lineRule="auto"/>
       <w:outlineLvl w:val="0"/>
     </w:pPr>
     <w:rPr>
-      <w:rFonts w:asciiTheme="majorHAnsi" w:eastAsiaTheme="majorEastAsia" w:hAnsiTheme="majorHAnsi" w:cstheme="majorBidi"/>
+      <w:rFonts w:ascii="Times New Roman" w:hAnsi="Times New Roman"/>
       <w:b/>
       <w:bCs/>
-      <w:color w:val="365F91" w:themeColor="accent1" w:themeShade="BF"/>
-      <w:sz w:val="28"/>
+      <w:color w:val="000000"/>
+      <w:sz w:val="26"/>
       <w:szCs w:val="28"/>
+      <w:lang w:val="az-Latn-AZ"/>
     </w:rPr>
   </w:style>
   <w:style w:type="paragraph" w:styleId="Heading2">
@@ -1023,16 +839,17 @@
     <w:pPr>
       <w:keepNext/>
       <w:keepLines/>
-      <w:spacing w:before="200" w:after="0"/>
+      <w:spacing w:before="200" w:after="120" w:line="259" w:lineRule="auto"/>
       <w:outlineLvl w:val="1"/>
     </w:pPr>
     <w:rPr>
-      <w:rFonts w:asciiTheme="majorHAnsi" w:eastAsiaTheme="majorEastAsia" w:hAnsiTheme="majorHAnsi" w:cstheme="majorBidi"/>
+      <w:rFonts w:ascii="Times New Roman" w:hAnsi="Times New Roman"/>
       <w:b/>
       <w:bCs/>
-      <w:color w:val="4F81BD" w:themeColor="accent1"/>
+      <w:color w:val="000000"/>
       <w:sz w:val="26"/>
       <w:szCs w:val="26"/>
+      <w:lang w:val="az-Latn-AZ"/>
     </w:rPr>
   </w:style>
   <w:style w:type="paragraph" w:styleId="Heading3">
@@ -1051,7 +868,7 @@
       <w:outlineLvl w:val="2"/>
     </w:pPr>
     <w:rPr>
-      <w:rFonts w:asciiTheme="majorHAnsi" w:eastAsiaTheme="majorEastAsia" w:hAnsiTheme="majorHAnsi" w:cstheme="majorBidi"/>
+      <w:rFonts/>
       <w:b/>
       <w:bCs/>
       <w:color w:val="4F81BD" w:themeColor="accent1"/>
@@ -1074,7 +891,7 @@
       <w:outlineLvl w:val="3"/>
     </w:pPr>
     <w:rPr>
-      <w:rFonts w:asciiTheme="majorHAnsi" w:eastAsiaTheme="majorEastAsia" w:hAnsiTheme="majorHAnsi" w:cstheme="majorBidi"/>
+      <w:rFonts/>
       <w:b/>
       <w:bCs/>
       <w:i/>
@@ -1099,7 +916,7 @@
       <w:outlineLvl w:val="4"/>
     </w:pPr>
     <w:rPr>
-      <w:rFonts w:asciiTheme="majorHAnsi" w:eastAsiaTheme="majorEastAsia" w:hAnsiTheme="majorHAnsi" w:cstheme="majorBidi"/>
+      <w:rFonts/>
       <w:color w:val="243F60" w:themeColor="accent1" w:themeShade="7F"/>
     </w:rPr>
   </w:style>
@@ -1120,7 +937,7 @@
       <w:outlineLvl w:val="5"/>
     </w:pPr>
     <w:rPr>
-      <w:rFonts w:asciiTheme="majorHAnsi" w:eastAsiaTheme="majorEastAsia" w:hAnsiTheme="majorHAnsi" w:cstheme="majorBidi"/>
+      <w:rFonts/>
       <w:i/>
       <w:iCs/>
       <w:color w:val="243F60" w:themeColor="accent1" w:themeShade="7F"/>
@@ -1143,7 +960,7 @@
       <w:outlineLvl w:val="6"/>
     </w:pPr>
     <w:rPr>
-      <w:rFonts w:asciiTheme="majorHAnsi" w:eastAsiaTheme="majorEastAsia" w:hAnsiTheme="majorHAnsi" w:cstheme="majorBidi"/>
+      <w:rFonts/>
       <w:i/>
       <w:iCs/>
       <w:color w:val="404040" w:themeColor="text1" w:themeTint="BF"/>
@@ -1166,7 +983,7 @@
       <w:outlineLvl w:val="7"/>
     </w:pPr>
     <w:rPr>
-      <w:rFonts w:asciiTheme="majorHAnsi" w:eastAsiaTheme="majorEastAsia" w:hAnsiTheme="majorHAnsi" w:cstheme="majorBidi"/>
+      <w:rFonts/>
       <w:color w:val="4F81BD" w:themeColor="accent1"/>
       <w:sz w:val="20"/>
       <w:szCs w:val="20"/>
@@ -1189,7 +1006,7 @@
       <w:outlineLvl w:val="8"/>
     </w:pPr>
     <w:rPr>
-      <w:rFonts w:asciiTheme="majorHAnsi" w:eastAsiaTheme="majorEastAsia" w:hAnsiTheme="majorHAnsi" w:cstheme="majorBidi"/>
+      <w:rFonts/>
       <w:i/>
       <w:iCs/>
       <w:color w:val="404040" w:themeColor="text1" w:themeTint="BF"/>
@@ -1240,7 +1057,7 @@
     <w:uiPriority w:val="9"/>
     <w:rsid w:val="00FC693F"/>
     <w:rPr>
-      <w:rFonts w:asciiTheme="majorHAnsi" w:eastAsiaTheme="majorEastAsia" w:hAnsiTheme="majorHAnsi" w:cstheme="majorBidi"/>
+      <w:rFonts/>
       <w:b/>
       <w:bCs/>
       <w:color w:val="365F91" w:themeColor="accent1" w:themeShade="BF"/>
@@ -1255,7 +1072,7 @@
     <w:uiPriority w:val="9"/>
     <w:rsid w:val="00FC693F"/>
     <w:rPr>
-      <w:rFonts w:asciiTheme="majorHAnsi" w:eastAsiaTheme="majorEastAsia" w:hAnsiTheme="majorHAnsi" w:cstheme="majorBidi"/>
+      <w:rFonts/>
       <w:b/>
       <w:bCs/>
       <w:color w:val="4F81BD" w:themeColor="accent1"/>
@@ -1270,7 +1087,7 @@
     <w:uiPriority w:val="9"/>
     <w:rsid w:val="00FC693F"/>
     <w:rPr>
-      <w:rFonts w:asciiTheme="majorHAnsi" w:eastAsiaTheme="majorEastAsia" w:hAnsiTheme="majorHAnsi" w:cstheme="majorBidi"/>
+      <w:rFonts/>
       <w:b/>
       <w:bCs/>
       <w:color w:val="4F81BD" w:themeColor="accent1"/>
@@ -1285,19 +1102,17 @@
     <w:qFormat/>
     <w:rsid w:val="00FC693F"/>
     <w:pPr>
-      <w:pBdr>
-        <w:bottom w:val="single" w:sz="8" w:space="4" w:color="4F81BD" w:themeColor="accent1"/>
-      </w:pBdr>
-      <w:spacing w:after="300" w:line="240" w:lineRule="auto"/>
+      <w:spacing w:after="120" w:line="259" w:lineRule="auto"/>
       <w:contextualSpacing/>
     </w:pPr>
     <w:rPr>
-      <w:rFonts w:asciiTheme="majorHAnsi" w:eastAsiaTheme="majorEastAsia" w:hAnsiTheme="majorHAnsi" w:cstheme="majorBidi"/>
-      <w:color w:val="17365D" w:themeColor="text2" w:themeShade="BF"/>
+      <w:rFonts w:ascii="Times New Roman" w:hAnsi="Times New Roman"/>
+      <w:color w:val="000000"/>
       <w:spacing w:val="5"/>
       <w:kern w:val="28"/>
-      <w:sz w:val="52"/>
+      <w:sz w:val="40"/>
       <w:szCs w:val="52"/>
+      <w:lang w:val="az-Latn-AZ"/>
     </w:rPr>
   </w:style>
   <w:style w:type="character" w:customStyle="1" w:styleId="TitleChar">
@@ -1307,7 +1122,7 @@
     <w:uiPriority w:val="10"/>
     <w:rsid w:val="00FC693F"/>
     <w:rPr>
-      <w:rFonts w:asciiTheme="majorHAnsi" w:eastAsiaTheme="majorEastAsia" w:hAnsiTheme="majorHAnsi" w:cstheme="majorBidi"/>
+      <w:rFonts/>
       <w:color w:val="17365D" w:themeColor="text2" w:themeShade="BF"/>
       <w:spacing w:val="5"/>
       <w:kern w:val="28"/>
@@ -1329,7 +1144,7 @@
       </w:numPr>
     </w:pPr>
     <w:rPr>
-      <w:rFonts w:asciiTheme="majorHAnsi" w:eastAsiaTheme="majorEastAsia" w:hAnsiTheme="majorHAnsi" w:cstheme="majorBidi"/>
+      <w:rFonts/>
       <w:i/>
       <w:iCs/>
       <w:color w:val="4F81BD" w:themeColor="accent1"/>
@@ -1345,7 +1160,7 @@
     <w:uiPriority w:val="11"/>
     <w:rsid w:val="00FC693F"/>
     <w:rPr>
-      <w:rFonts w:asciiTheme="majorHAnsi" w:eastAsiaTheme="majorEastAsia" w:hAnsiTheme="majorHAnsi" w:cstheme="majorBidi"/>
+      <w:rFonts/>
       <w:i/>
       <w:iCs/>
       <w:color w:val="4F81BD" w:themeColor="accent1"/>
@@ -1470,8 +1285,15 @@
       <w:numPr>
         <w:numId w:val="1"/>
       </w:numPr>
+      <w:spacing w:after="120" w:line="259" w:lineRule="auto"/>
       <w:contextualSpacing/>
     </w:pPr>
+    <w:rPr>
+      <w:rFonts w:ascii="Times New Roman" w:hAnsi="Times New Roman"/>
+      <w:color w:val="000000"/>
+      <w:sz w:val="24"/>
+      <w:lang w:val="az-Latn-AZ"/>
+    </w:rPr>
   </w:style>
   <w:style w:type="paragraph" w:styleId="ListBullet2">
     <w:name w:val="List Bullet 2"/>
@@ -1643,7 +1465,7 @@
     <w:semiHidden/>
     <w:rsid w:val="00FC693F"/>
     <w:rPr>
-      <w:rFonts w:asciiTheme="majorHAnsi" w:eastAsiaTheme="majorEastAsia" w:hAnsiTheme="majorHAnsi" w:cstheme="majorBidi"/>
+      <w:rFonts/>
       <w:b/>
       <w:bCs/>
       <w:i/>
@@ -1659,7 +1481,7 @@
     <w:semiHidden/>
     <w:rsid w:val="00FC693F"/>
     <w:rPr>
-      <w:rFonts w:asciiTheme="majorHAnsi" w:eastAsiaTheme="majorEastAsia" w:hAnsiTheme="majorHAnsi" w:cstheme="majorBidi"/>
+      <w:rFonts/>
       <w:color w:val="243F60" w:themeColor="accent1" w:themeShade="7F"/>
     </w:rPr>
   </w:style>
@@ -1671,7 +1493,7 @@
     <w:semiHidden/>
     <w:rsid w:val="00FC693F"/>
     <w:rPr>
-      <w:rFonts w:asciiTheme="majorHAnsi" w:eastAsiaTheme="majorEastAsia" w:hAnsiTheme="majorHAnsi" w:cstheme="majorBidi"/>
+      <w:rFonts/>
       <w:i/>
       <w:iCs/>
       <w:color w:val="243F60" w:themeColor="accent1" w:themeShade="7F"/>
@@ -1685,7 +1507,7 @@
     <w:semiHidden/>
     <w:rsid w:val="00FC693F"/>
     <w:rPr>
-      <w:rFonts w:asciiTheme="majorHAnsi" w:eastAsiaTheme="majorEastAsia" w:hAnsiTheme="majorHAnsi" w:cstheme="majorBidi"/>
+      <w:rFonts/>
       <w:i/>
       <w:iCs/>
       <w:color w:val="404040" w:themeColor="text1" w:themeTint="BF"/>
@@ -1699,7 +1521,7 @@
     <w:semiHidden/>
     <w:rsid w:val="00FC693F"/>
     <w:rPr>
-      <w:rFonts w:asciiTheme="majorHAnsi" w:eastAsiaTheme="majorEastAsia" w:hAnsiTheme="majorHAnsi" w:cstheme="majorBidi"/>
+      <w:rFonts/>
       <w:color w:val="4F81BD" w:themeColor="accent1"/>
       <w:sz w:val="20"/>
       <w:szCs w:val="20"/>
@@ -1713,7 +1535,7 @@
     <w:semiHidden/>
     <w:rsid w:val="00FC693F"/>
     <w:rPr>
-      <w:rFonts w:asciiTheme="majorHAnsi" w:eastAsiaTheme="majorEastAsia" w:hAnsiTheme="majorHAnsi" w:cstheme="majorBidi"/>
+      <w:rFonts/>
       <w:i/>
       <w:iCs/>
       <w:color w:val="404040" w:themeColor="text1" w:themeTint="BF"/>
@@ -1772,9 +1594,6 @@
     <w:qFormat/>
     <w:rsid w:val="00FC693F"/>
     <w:pPr>
-      <w:pBdr>
-        <w:bottom w:val="single" w:sz="4" w:space="4" w:color="4F81BD" w:themeColor="accent1"/>
-      </w:pBdr>
       <w:spacing w:before="200" w:after="280"/>
       <w:ind w:left="936" w:right="936"/>
     </w:pPr>
@@ -3302,7 +3121,7 @@
         <w:spacing w:before="0" w:after="0" w:line="240" w:lineRule="auto"/>
       </w:pPr>
       <w:rPr>
-        <w:rFonts w:asciiTheme="majorHAnsi" w:eastAsiaTheme="majorEastAsia" w:hAnsiTheme="majorHAnsi" w:cstheme="majorBidi"/>
+        <w:rFonts/>
         <w:b/>
         <w:bCs/>
       </w:rPr>
@@ -3323,7 +3142,7 @@
         <w:spacing w:before="0" w:after="0" w:line="240" w:lineRule="auto"/>
       </w:pPr>
       <w:rPr>
-        <w:rFonts w:asciiTheme="majorHAnsi" w:eastAsiaTheme="majorEastAsia" w:hAnsiTheme="majorHAnsi" w:cstheme="majorBidi"/>
+        <w:rFonts/>
         <w:b/>
         <w:bCs/>
       </w:rPr>
@@ -3341,14 +3160,14 @@
     </w:tblStylePr>
     <w:tblStylePr w:type="firstCol">
       <w:rPr>
-        <w:rFonts w:asciiTheme="majorHAnsi" w:eastAsiaTheme="majorEastAsia" w:hAnsiTheme="majorHAnsi" w:cstheme="majorBidi"/>
+        <w:rFonts/>
         <w:b/>
         <w:bCs/>
       </w:rPr>
     </w:tblStylePr>
     <w:tblStylePr w:type="lastCol">
       <w:rPr>
-        <w:rFonts w:asciiTheme="majorHAnsi" w:eastAsiaTheme="majorEastAsia" w:hAnsiTheme="majorHAnsi" w:cstheme="majorBidi"/>
+        <w:rFonts/>
         <w:b/>
         <w:bCs/>
       </w:rPr>
@@ -3432,7 +3251,7 @@
         <w:spacing w:before="0" w:after="0" w:line="240" w:lineRule="auto"/>
       </w:pPr>
       <w:rPr>
-        <w:rFonts w:asciiTheme="majorHAnsi" w:eastAsiaTheme="majorEastAsia" w:hAnsiTheme="majorHAnsi" w:cstheme="majorBidi"/>
+        <w:rFonts/>
         <w:b/>
         <w:bCs/>
       </w:rPr>
@@ -3453,7 +3272,7 @@
         <w:spacing w:before="0" w:after="0" w:line="240" w:lineRule="auto"/>
       </w:pPr>
       <w:rPr>
-        <w:rFonts w:asciiTheme="majorHAnsi" w:eastAsiaTheme="majorEastAsia" w:hAnsiTheme="majorHAnsi" w:cstheme="majorBidi"/>
+        <w:rFonts/>
         <w:b/>
         <w:bCs/>
       </w:rPr>
@@ -3471,14 +3290,14 @@
     </w:tblStylePr>
     <w:tblStylePr w:type="firstCol">
       <w:rPr>
-        <w:rFonts w:asciiTheme="majorHAnsi" w:eastAsiaTheme="majorEastAsia" w:hAnsiTheme="majorHAnsi" w:cstheme="majorBidi"/>
+        <w:rFonts/>
         <w:b/>
         <w:bCs/>
       </w:rPr>
     </w:tblStylePr>
     <w:tblStylePr w:type="lastCol">
       <w:rPr>
-        <w:rFonts w:asciiTheme="majorHAnsi" w:eastAsiaTheme="majorEastAsia" w:hAnsiTheme="majorHAnsi" w:cstheme="majorBidi"/>
+        <w:rFonts/>
         <w:b/>
         <w:bCs/>
       </w:rPr>
@@ -3562,7 +3381,7 @@
         <w:spacing w:before="0" w:after="0" w:line="240" w:lineRule="auto"/>
       </w:pPr>
       <w:rPr>
-        <w:rFonts w:asciiTheme="majorHAnsi" w:eastAsiaTheme="majorEastAsia" w:hAnsiTheme="majorHAnsi" w:cstheme="majorBidi"/>
+        <w:rFonts/>
         <w:b/>
         <w:bCs/>
       </w:rPr>
@@ -3583,7 +3402,7 @@
         <w:spacing w:before="0" w:after="0" w:line="240" w:lineRule="auto"/>
       </w:pPr>
       <w:rPr>
-        <w:rFonts w:asciiTheme="majorHAnsi" w:eastAsiaTheme="majorEastAsia" w:hAnsiTheme="majorHAnsi" w:cstheme="majorBidi"/>
+        <w:rFonts/>
         <w:b/>
         <w:bCs/>
       </w:rPr>
@@ -3601,14 +3420,14 @@
     </w:tblStylePr>
     <w:tblStylePr w:type="firstCol">
       <w:rPr>
-        <w:rFonts w:asciiTheme="majorHAnsi" w:eastAsiaTheme="majorEastAsia" w:hAnsiTheme="majorHAnsi" w:cstheme="majorBidi"/>
+        <w:rFonts/>
         <w:b/>
         <w:bCs/>
       </w:rPr>
     </w:tblStylePr>
     <w:tblStylePr w:type="lastCol">
       <w:rPr>
-        <w:rFonts w:asciiTheme="majorHAnsi" w:eastAsiaTheme="majorEastAsia" w:hAnsiTheme="majorHAnsi" w:cstheme="majorBidi"/>
+        <w:rFonts/>
         <w:b/>
         <w:bCs/>
       </w:rPr>
@@ -3692,7 +3511,7 @@
         <w:spacing w:before="0" w:after="0" w:line="240" w:lineRule="auto"/>
       </w:pPr>
       <w:rPr>
-        <w:rFonts w:asciiTheme="majorHAnsi" w:eastAsiaTheme="majorEastAsia" w:hAnsiTheme="majorHAnsi" w:cstheme="majorBidi"/>
+        <w:rFonts/>
         <w:b/>
         <w:bCs/>
       </w:rPr>
@@ -3713,7 +3532,7 @@
         <w:spacing w:before="0" w:after="0" w:line="240" w:lineRule="auto"/>
       </w:pPr>
       <w:rPr>
-        <w:rFonts w:asciiTheme="majorHAnsi" w:eastAsiaTheme="majorEastAsia" w:hAnsiTheme="majorHAnsi" w:cstheme="majorBidi"/>
+        <w:rFonts/>
         <w:b/>
         <w:bCs/>
       </w:rPr>
@@ -3731,14 +3550,14 @@
     </w:tblStylePr>
     <w:tblStylePr w:type="firstCol">
       <w:rPr>
-        <w:rFonts w:asciiTheme="majorHAnsi" w:eastAsiaTheme="majorEastAsia" w:hAnsiTheme="majorHAnsi" w:cstheme="majorBidi"/>
+        <w:rFonts/>
         <w:b/>
         <w:bCs/>
       </w:rPr>
     </w:tblStylePr>
     <w:tblStylePr w:type="lastCol">
       <w:rPr>
-        <w:rFonts w:asciiTheme="majorHAnsi" w:eastAsiaTheme="majorEastAsia" w:hAnsiTheme="majorHAnsi" w:cstheme="majorBidi"/>
+        <w:rFonts/>
         <w:b/>
         <w:bCs/>
       </w:rPr>
@@ -3822,7 +3641,7 @@
         <w:spacing w:before="0" w:after="0" w:line="240" w:lineRule="auto"/>
       </w:pPr>
       <w:rPr>
-        <w:rFonts w:asciiTheme="majorHAnsi" w:eastAsiaTheme="majorEastAsia" w:hAnsiTheme="majorHAnsi" w:cstheme="majorBidi"/>
+        <w:rFonts/>
         <w:b/>
         <w:bCs/>
       </w:rPr>
@@ -3843,7 +3662,7 @@
         <w:spacing w:before="0" w:after="0" w:line="240" w:lineRule="auto"/>
       </w:pPr>
       <w:rPr>
-        <w:rFonts w:asciiTheme="majorHAnsi" w:eastAsiaTheme="majorEastAsia" w:hAnsiTheme="majorHAnsi" w:cstheme="majorBidi"/>
+        <w:rFonts/>
         <w:b/>
         <w:bCs/>
       </w:rPr>
@@ -3861,14 +3680,14 @@
     </w:tblStylePr>
     <w:tblStylePr w:type="firstCol">
       <w:rPr>
-        <w:rFonts w:asciiTheme="majorHAnsi" w:eastAsiaTheme="majorEastAsia" w:hAnsiTheme="majorHAnsi" w:cstheme="majorBidi"/>
+        <w:rFonts/>
         <w:b/>
         <w:bCs/>
       </w:rPr>
     </w:tblStylePr>
     <w:tblStylePr w:type="lastCol">
       <w:rPr>
-        <w:rFonts w:asciiTheme="majorHAnsi" w:eastAsiaTheme="majorEastAsia" w:hAnsiTheme="majorHAnsi" w:cstheme="majorBidi"/>
+        <w:rFonts/>
         <w:b/>
         <w:bCs/>
       </w:rPr>
@@ -3952,7 +3771,7 @@
         <w:spacing w:before="0" w:after="0" w:line="240" w:lineRule="auto"/>
       </w:pPr>
       <w:rPr>
-        <w:rFonts w:asciiTheme="majorHAnsi" w:eastAsiaTheme="majorEastAsia" w:hAnsiTheme="majorHAnsi" w:cstheme="majorBidi"/>
+        <w:rFonts/>
         <w:b/>
         <w:bCs/>
       </w:rPr>
@@ -3973,7 +3792,7 @@
         <w:spacing w:before="0" w:after="0" w:line="240" w:lineRule="auto"/>
       </w:pPr>
       <w:rPr>
-        <w:rFonts w:asciiTheme="majorHAnsi" w:eastAsiaTheme="majorEastAsia" w:hAnsiTheme="majorHAnsi" w:cstheme="majorBidi"/>
+        <w:rFonts/>
         <w:b/>
         <w:bCs/>
       </w:rPr>
@@ -3991,14 +3810,14 @@
     </w:tblStylePr>
     <w:tblStylePr w:type="firstCol">
       <w:rPr>
-        <w:rFonts w:asciiTheme="majorHAnsi" w:eastAsiaTheme="majorEastAsia" w:hAnsiTheme="majorHAnsi" w:cstheme="majorBidi"/>
+        <w:rFonts/>
         <w:b/>
         <w:bCs/>
       </w:rPr>
     </w:tblStylePr>
     <w:tblStylePr w:type="lastCol">
       <w:rPr>
-        <w:rFonts w:asciiTheme="majorHAnsi" w:eastAsiaTheme="majorEastAsia" w:hAnsiTheme="majorHAnsi" w:cstheme="majorBidi"/>
+        <w:rFonts/>
         <w:b/>
         <w:bCs/>
       </w:rPr>
@@ -4082,7 +3901,7 @@
         <w:spacing w:before="0" w:after="0" w:line="240" w:lineRule="auto"/>
       </w:pPr>
       <w:rPr>
-        <w:rFonts w:asciiTheme="majorHAnsi" w:eastAsiaTheme="majorEastAsia" w:hAnsiTheme="majorHAnsi" w:cstheme="majorBidi"/>
+        <w:rFonts/>
         <w:b/>
         <w:bCs/>
       </w:rPr>
@@ -4103,7 +3922,7 @@
         <w:spacing w:before="0" w:after="0" w:line="240" w:lineRule="auto"/>
       </w:pPr>
       <w:rPr>
-        <w:rFonts w:asciiTheme="majorHAnsi" w:eastAsiaTheme="majorEastAsia" w:hAnsiTheme="majorHAnsi" w:cstheme="majorBidi"/>
+        <w:rFonts/>
         <w:b/>
         <w:bCs/>
       </w:rPr>
@@ -4121,14 +3940,14 @@
     </w:tblStylePr>
     <w:tblStylePr w:type="firstCol">
       <w:rPr>
-        <w:rFonts w:asciiTheme="majorHAnsi" w:eastAsiaTheme="majorEastAsia" w:hAnsiTheme="majorHAnsi" w:cstheme="majorBidi"/>
+        <w:rFonts/>
         <w:b/>
         <w:bCs/>
       </w:rPr>
     </w:tblStylePr>
     <w:tblStylePr w:type="lastCol">
       <w:rPr>
-        <w:rFonts w:asciiTheme="majorHAnsi" w:eastAsiaTheme="majorEastAsia" w:hAnsiTheme="majorHAnsi" w:cstheme="majorBidi"/>
+        <w:rFonts/>
         <w:b/>
         <w:bCs/>
       </w:rPr>
@@ -5993,7 +5812,7 @@
     </w:tblPr>
     <w:tblStylePr w:type="firstRow">
       <w:rPr>
-        <w:rFonts w:asciiTheme="majorHAnsi" w:eastAsiaTheme="majorEastAsia" w:hAnsiTheme="majorHAnsi" w:cstheme="majorBidi"/>
+        <w:rFonts/>
       </w:rPr>
       <w:tblPr/>
       <w:tcPr>
@@ -6077,7 +5896,7 @@
     </w:tblPr>
     <w:tblStylePr w:type="firstRow">
       <w:rPr>
-        <w:rFonts w:asciiTheme="majorHAnsi" w:eastAsiaTheme="majorEastAsia" w:hAnsiTheme="majorHAnsi" w:cstheme="majorBidi"/>
+        <w:rFonts/>
       </w:rPr>
       <w:tblPr/>
       <w:tcPr>
@@ -6161,7 +5980,7 @@
     </w:tblPr>
     <w:tblStylePr w:type="firstRow">
       <w:rPr>
-        <w:rFonts w:asciiTheme="majorHAnsi" w:eastAsiaTheme="majorEastAsia" w:hAnsiTheme="majorHAnsi" w:cstheme="majorBidi"/>
+        <w:rFonts/>
       </w:rPr>
       <w:tblPr/>
       <w:tcPr>
@@ -6245,7 +6064,7 @@
     </w:tblPr>
     <w:tblStylePr w:type="firstRow">
       <w:rPr>
-        <w:rFonts w:asciiTheme="majorHAnsi" w:eastAsiaTheme="majorEastAsia" w:hAnsiTheme="majorHAnsi" w:cstheme="majorBidi"/>
+        <w:rFonts/>
       </w:rPr>
       <w:tblPr/>
       <w:tcPr>
@@ -6329,7 +6148,7 @@
     </w:tblPr>
     <w:tblStylePr w:type="firstRow">
       <w:rPr>
-        <w:rFonts w:asciiTheme="majorHAnsi" w:eastAsiaTheme="majorEastAsia" w:hAnsiTheme="majorHAnsi" w:cstheme="majorBidi"/>
+        <w:rFonts/>
       </w:rPr>
       <w:tblPr/>
       <w:tcPr>
@@ -6413,7 +6232,7 @@
     </w:tblPr>
     <w:tblStylePr w:type="firstRow">
       <w:rPr>
-        <w:rFonts w:asciiTheme="majorHAnsi" w:eastAsiaTheme="majorEastAsia" w:hAnsiTheme="majorHAnsi" w:cstheme="majorBidi"/>
+        <w:rFonts/>
       </w:rPr>
       <w:tblPr/>
       <w:tcPr>
@@ -6497,7 +6316,7 @@
     </w:tblPr>
     <w:tblStylePr w:type="firstRow">
       <w:rPr>
-        <w:rFonts w:asciiTheme="majorHAnsi" w:eastAsiaTheme="majorEastAsia" w:hAnsiTheme="majorHAnsi" w:cstheme="majorBidi"/>
+        <w:rFonts/>
       </w:rPr>
       <w:tblPr/>
       <w:tcPr>
@@ -6562,7 +6381,7 @@
       <w:spacing w:after="0" w:line="240" w:lineRule="auto"/>
     </w:pPr>
     <w:rPr>
-      <w:rFonts w:asciiTheme="majorHAnsi" w:eastAsiaTheme="majorEastAsia" w:hAnsiTheme="majorHAnsi" w:cstheme="majorBidi"/>
+      <w:rFonts/>
       <w:color w:val="000000" w:themeColor="text1"/>
     </w:rPr>
     <w:tblPr>
@@ -6690,7 +6509,7 @@
       <w:spacing w:after="0" w:line="240" w:lineRule="auto"/>
     </w:pPr>
     <w:rPr>
-      <w:rFonts w:asciiTheme="majorHAnsi" w:eastAsiaTheme="majorEastAsia" w:hAnsiTheme="majorHAnsi" w:cstheme="majorBidi"/>
+      <w:rFonts/>
       <w:color w:val="000000" w:themeColor="text1"/>
     </w:rPr>
     <w:tblPr>
@@ -6818,7 +6637,7 @@
       <w:spacing w:after="0" w:line="240" w:lineRule="auto"/>
     </w:pPr>
     <w:rPr>
-      <w:rFonts w:asciiTheme="majorHAnsi" w:eastAsiaTheme="majorEastAsia" w:hAnsiTheme="majorHAnsi" w:cstheme="majorBidi"/>
+      <w:rFonts/>
       <w:color w:val="000000" w:themeColor="text1"/>
     </w:rPr>
     <w:tblPr>
@@ -6946,7 +6765,7 @@
       <w:spacing w:after="0" w:line="240" w:lineRule="auto"/>
     </w:pPr>
     <w:rPr>
-      <w:rFonts w:asciiTheme="majorHAnsi" w:eastAsiaTheme="majorEastAsia" w:hAnsiTheme="majorHAnsi" w:cstheme="majorBidi"/>
+      <w:rFonts/>
       <w:color w:val="000000" w:themeColor="text1"/>
     </w:rPr>
     <w:tblPr>
@@ -7074,7 +6893,7 @@
       <w:spacing w:after="0" w:line="240" w:lineRule="auto"/>
     </w:pPr>
     <w:rPr>
-      <w:rFonts w:asciiTheme="majorHAnsi" w:eastAsiaTheme="majorEastAsia" w:hAnsiTheme="majorHAnsi" w:cstheme="majorBidi"/>
+      <w:rFonts/>
       <w:color w:val="000000" w:themeColor="text1"/>
     </w:rPr>
     <w:tblPr>
@@ -7202,7 +7021,7 @@
       <w:spacing w:after="0" w:line="240" w:lineRule="auto"/>
     </w:pPr>
     <w:rPr>
-      <w:rFonts w:asciiTheme="majorHAnsi" w:eastAsiaTheme="majorEastAsia" w:hAnsiTheme="majorHAnsi" w:cstheme="majorBidi"/>
+      <w:rFonts/>
       <w:color w:val="000000" w:themeColor="text1"/>
     </w:rPr>
     <w:tblPr>
@@ -7330,7 +7149,7 @@
       <w:spacing w:after="0" w:line="240" w:lineRule="auto"/>
     </w:pPr>
     <w:rPr>
-      <w:rFonts w:asciiTheme="majorHAnsi" w:eastAsiaTheme="majorEastAsia" w:hAnsiTheme="majorHAnsi" w:cstheme="majorBidi"/>
+      <w:rFonts/>
       <w:color w:val="000000" w:themeColor="text1"/>
     </w:rPr>
     <w:tblPr>
@@ -7969,7 +7788,7 @@
       <w:spacing w:after="0" w:line="240" w:lineRule="auto"/>
     </w:pPr>
     <w:rPr>
-      <w:rFonts w:asciiTheme="majorHAnsi" w:eastAsiaTheme="majorEastAsia" w:hAnsiTheme="majorHAnsi" w:cstheme="majorBidi"/>
+      <w:rFonts/>
       <w:color w:val="000000" w:themeColor="text1"/>
     </w:rPr>
     <w:tblPr>
@@ -8094,7 +7913,7 @@
       <w:spacing w:after="0" w:line="240" w:lineRule="auto"/>
     </w:pPr>
     <w:rPr>
-      <w:rFonts w:asciiTheme="majorHAnsi" w:eastAsiaTheme="majorEastAsia" w:hAnsiTheme="majorHAnsi" w:cstheme="majorBidi"/>
+      <w:rFonts/>
       <w:color w:val="000000" w:themeColor="text1"/>
     </w:rPr>
     <w:tblPr>
@@ -8219,7 +8038,7 @@
       <w:spacing w:after="0" w:line="240" w:lineRule="auto"/>
     </w:pPr>
     <w:rPr>
-      <w:rFonts w:asciiTheme="majorHAnsi" w:eastAsiaTheme="majorEastAsia" w:hAnsiTheme="majorHAnsi" w:cstheme="majorBidi"/>
+      <w:rFonts/>
       <w:color w:val="000000" w:themeColor="text1"/>
     </w:rPr>
     <w:tblPr>
@@ -8344,7 +8163,7 @@
       <w:spacing w:after="0" w:line="240" w:lineRule="auto"/>
     </w:pPr>
     <w:rPr>
-      <w:rFonts w:asciiTheme="majorHAnsi" w:eastAsiaTheme="majorEastAsia" w:hAnsiTheme="majorHAnsi" w:cstheme="majorBidi"/>
+      <w:rFonts/>
       <w:color w:val="000000" w:themeColor="text1"/>
     </w:rPr>
     <w:tblPr>
@@ -8469,7 +8288,7 @@
       <w:spacing w:after="0" w:line="240" w:lineRule="auto"/>
     </w:pPr>
     <w:rPr>
-      <w:rFonts w:asciiTheme="majorHAnsi" w:eastAsiaTheme="majorEastAsia" w:hAnsiTheme="majorHAnsi" w:cstheme="majorBidi"/>
+      <w:rFonts/>
       <w:color w:val="000000" w:themeColor="text1"/>
     </w:rPr>
     <w:tblPr>
@@ -8594,7 +8413,7 @@
       <w:spacing w:after="0" w:line="240" w:lineRule="auto"/>
     </w:pPr>
     <w:rPr>
-      <w:rFonts w:asciiTheme="majorHAnsi" w:eastAsiaTheme="majorEastAsia" w:hAnsiTheme="majorHAnsi" w:cstheme="majorBidi"/>
+      <w:rFonts/>
       <w:color w:val="000000" w:themeColor="text1"/>
     </w:rPr>
     <w:tblPr>
@@ -8719,7 +8538,7 @@
       <w:spacing w:after="0" w:line="240" w:lineRule="auto"/>
     </w:pPr>
     <w:rPr>
-      <w:rFonts w:asciiTheme="majorHAnsi" w:eastAsiaTheme="majorEastAsia" w:hAnsiTheme="majorHAnsi" w:cstheme="majorBidi"/>
+      <w:rFonts/>
       <w:color w:val="000000" w:themeColor="text1"/>
     </w:rPr>
     <w:tblPr>

--- a/az/discovery-articles/6.16 Smartfonlar.docx
+++ b/az/discovery-articles/6.16 Smartfonlar.docx
@@ -85,7 +85,7 @@
         <w:widowControl/>
       </w:pPr>
       <w:r>
-        <w:t>Bu cihaz telefon, kamera, Qlobal Mövqetəyinetmə Sistemi (GPS) qəbuledicisi və kompüteri birləşdirir.</w:t>
+        <w:t xml:space="preserve">Bu cihaz telefon, kamera, GPS qəbuledicisi və kompüteri birləşdirir.</w:t>
       </w:r>
     </w:p>
     <w:p>
@@ -120,7 +120,7 @@
         <w:widowControl/>
       </w:pPr>
       <w:r>
-        <w:t>Kim kəşf edib və ya yaradıb</w:t>
+        <w:t xml:space="preserve">Kim yaradıb</w:t>
       </w:r>
     </w:p>
     <w:p>
@@ -217,7 +217,7 @@
         <w:rPr>
           <w:sz w:val="20"/>
         </w:rPr>
-        <w:t>A Kitablar və əsas elmi əsərlər</w:t>
+        <w:t>Kitablar və əsas elmi əsərlər</w:t>
       </w:r>
     </w:p>
     <w:p>
@@ -240,7 +240,7 @@
         <w:rPr>
           <w:sz w:val="20"/>
         </w:rPr>
-        <w:t>C Qurumların materialları və ensiklopedik mənbələr</w:t>
+        <w:t>Qurumların materialları və ensiklopedik mənbələr</w:t>
       </w:r>
     </w:p>
     <w:p>
@@ -300,7 +300,7 @@
         <w:rPr>
           <w:sz w:val="20"/>
         </w:rPr>
-        <w:t>D Muzey arxiv və kitabxana materialları</w:t>
+        <w:t>Muzey arxiv və kitabxana materialları</w:t>
       </w:r>
     </w:p>
     <w:p>
@@ -336,7 +336,7 @@
         <w:rPr>
           <w:sz w:val="20"/>
         </w:rPr>
-        <w:t>H Peşə birlikləri və standartlaşdırma qurumları</w:t>
+        <w:t>Peşə birlikləri və standartlaşdırma qurumları</w:t>
       </w:r>
     </w:p>
     <w:p>
